--- a/pr-preview/pr-207/chapters/citations-evidence-tracked-changes.docx
+++ b/pr-preview/pr-207/chapters/citations-evidence-tracked-changes.docx
@@ -26,7 +26,7 @@
       </w:pPr>
       <w:ins w:id="2" w:author="PR Preview" w:date="2026-01-01T00:00:00Z">
         <w:r>
-          <w:t xml:space="preserve">Last modified: 2026-10-15 15:32:18 (PDT)</w:t>
+          <w:t xml:space="preserve">Last modified: 2026-10-15 18:16:36 (PDT)</w:t>
         </w:r>
       </w:ins>
     </w:p>
@@ -3335,55 +3335,60 @@
           <w:rPr>
             <w:rStyle w:val="VerbatimChar"/>
           </w:rPr>
-          <w:t xml:space="preserve">Source: @key [locator].</w:t>
+          <w:t xml:space="preserve">Source: @key [locator]</w:t>
         </w:r>
       </w:ins>
       <w:ins w:id="13" w:author="PR Preview" w:date="2026-01-01T00:00:00Z">
         <w:r>
-          <w:t xml:space="preserve"> </w:t>
+          <w:t xml:space="preserve">.</w:t>
         </w:r>
       </w:ins>
       <w:ins w:id="14" w:author="PR Preview" w:date="2026-01-01T00:00:00Z">
         <w:r>
-          <w:t xml:space="preserve">A reference adds no commentary to the statement, and a div that holds only a citation is clutter.</w:t>
+          <w:t xml:space="preserve"> </w:t>
         </w:r>
       </w:ins>
       <w:ins w:id="15" w:author="PR Preview" w:date="2026-01-01T00:00:00Z">
         <w:r>
-          <w:t xml:space="preserve"> </w:t>
+          <w:t xml:space="preserve">A reference adds no commentary to the statement, and a div that holds only a citation is clutter.</w:t>
         </w:r>
       </w:ins>
       <w:ins w:id="16" w:author="PR Preview" w:date="2026-01-01T00:00:00Z">
         <w:r>
-          <w:t xml:space="preserve">When the credit needs substantial prose about the source or history of the content,</w:t>
+          <w:t xml:space="preserve"> </w:t>
         </w:r>
       </w:ins>
       <w:ins w:id="17" w:author="PR Preview" w:date="2026-01-01T00:00:00Z">
         <w:r>
-          <w:t xml:space="preserve"> </w:t>
+          <w:t xml:space="preserve">When the credit needs substantial prose about the source or history of the content,</w:t>
         </w:r>
       </w:ins>
       <w:ins w:id="18" w:author="PR Preview" w:date="2026-01-01T00:00:00Z">
         <w:r>
-          <w:t xml:space="preserve">put that prose in a short remark after the statement and its proof,</w:t>
+          <w:t xml:space="preserve"> </w:t>
         </w:r>
       </w:ins>
       <w:ins w:id="19" w:author="PR Preview" w:date="2026-01-01T00:00:00Z">
         <w:r>
-          <w:t xml:space="preserve"> </w:t>
+          <w:t xml:space="preserve">put that prose in a short remark after the statement and its proof,</w:t>
         </w:r>
       </w:ins>
       <w:ins w:id="20" w:author="PR Preview" w:date="2026-01-01T00:00:00Z">
         <w:r>
-          <w:t xml:space="preserve">not inside the definition or theorem itself,</w:t>
+          <w:t xml:space="preserve"> </w:t>
         </w:r>
       </w:ins>
       <w:ins w:id="21" w:author="PR Preview" w:date="2026-01-01T00:00:00Z">
         <w:r>
+          <w:t xml:space="preserve">not inside the definition or theorem itself,</w:t>
+        </w:r>
+      </w:ins>
+      <w:ins w:id="22" w:author="PR Preview" w:date="2026-01-01T00:00:00Z">
+        <w:r>
           <w:t xml:space="preserve"> </w:t>
         </w:r>
       </w:ins>
-      <w:ins w:id="22" w:author="PR Preview" w:date="2026-01-01T00:00:00Z">
+      <w:ins w:id="23" w:author="PR Preview" w:date="2026-01-01T00:00:00Z">
         <w:r>
           <w:t xml:space="preserve">so that each theorem div still holds one result.</w:t>
         </w:r>

--- a/pr-preview/pr-207/chapters/citations-evidence-tracked-changes.docx
+++ b/pr-preview/pr-207/chapters/citations-evidence-tracked-changes.docx
@@ -26,7 +26,7 @@
       </w:pPr>
       <w:ins w:id="2" w:author="PR Preview" w:date="2026-01-01T00:00:00Z">
         <w:r>
-          <w:t xml:space="preserve">Last modified: 2026-10-15 18:16:36 (PDT)</w:t>
+          <w:t xml:space="preserve">Last modified: 2026-10-15 18:25:19 (PDT)</w:t>
         </w:r>
       </w:ins>
     </w:p>
@@ -3350,7 +3350,7 @@
       </w:ins>
       <w:ins w:id="15" w:author="PR Preview" w:date="2026-01-01T00:00:00Z">
         <w:r>
-          <w:t xml:space="preserve">A reference adds no commentary to the statement, and a div that holds only a citation is clutter.</w:t>
+          <w:t xml:space="preserve">A reference adds no commentary to the statement,</w:t>
         </w:r>
       </w:ins>
       <w:ins w:id="16" w:author="PR Preview" w:date="2026-01-01T00:00:00Z">
@@ -3360,7 +3360,7 @@
       </w:ins>
       <w:ins w:id="17" w:author="PR Preview" w:date="2026-01-01T00:00:00Z">
         <w:r>
-          <w:t xml:space="preserve">When the credit needs substantial prose about the source or history of the content,</w:t>
+          <w:t xml:space="preserve">and a separate remark that holds only a citation is clutter.</w:t>
         </w:r>
       </w:ins>
       <w:ins w:id="18" w:author="PR Preview" w:date="2026-01-01T00:00:00Z">
@@ -3370,7 +3370,7 @@
       </w:ins>
       <w:ins w:id="19" w:author="PR Preview" w:date="2026-01-01T00:00:00Z">
         <w:r>
-          <w:t xml:space="preserve">put that prose in a short remark after the statement and its proof,</w:t>
+          <w:t xml:space="preserve">When the credit needs substantial prose about the source or history of the content,</w:t>
         </w:r>
       </w:ins>
       <w:ins w:id="20" w:author="PR Preview" w:date="2026-01-01T00:00:00Z">
@@ -3380,7 +3380,7 @@
       </w:ins>
       <w:ins w:id="21" w:author="PR Preview" w:date="2026-01-01T00:00:00Z">
         <w:r>
-          <w:t xml:space="preserve">not inside the definition or theorem itself,</w:t>
+          <w:t xml:space="preserve">put that prose in a short remark after the statement and its proof,</w:t>
         </w:r>
       </w:ins>
       <w:ins w:id="22" w:author="PR Preview" w:date="2026-01-01T00:00:00Z">
@@ -3389,6 +3389,16 @@
         </w:r>
       </w:ins>
       <w:ins w:id="23" w:author="PR Preview" w:date="2026-01-01T00:00:00Z">
+        <w:r>
+          <w:t xml:space="preserve">not inside the definition or theorem itself,</w:t>
+        </w:r>
+      </w:ins>
+      <w:ins w:id="24" w:author="PR Preview" w:date="2026-01-01T00:00:00Z">
+        <w:r>
+          <w:t xml:space="preserve"> </w:t>
+        </w:r>
+      </w:ins>
+      <w:ins w:id="25" w:author="PR Preview" w:date="2026-01-01T00:00:00Z">
         <w:r>
           <w:t xml:space="preserve">so that each theorem div still holds one result.</w:t>
         </w:r>
